--- a/ind/docx/58.content.docx
+++ b/ind/docx/58.content.docx
@@ -11,6 +11,15 @@
         <w:pStyle w:val="Heading2"/>
       </w:pPr>
       <w:r>
+        <w:t>Resource: Catatan Studi (Tyndale)</w:t>
+      </w:r>
+      <w:r/>
+    </w:p>
+    <w:p>
+      <w:pPr>
+        <w:pStyle w:val="Heading2"/>
+      </w:pPr>
+      <w:r>
         <w:t>License Information</w:t>
       </w:r>
       <w:r/>
@@ -21,7 +30,7 @@
         <w:rPr>
           <w:b/>
         </w:rPr>
-        <w:t>Study Notes (Tyndale)</w:t>
+        <w:t>Catatan Studi (Tyndale)</w:t>
       </w:r>
       <w:r>
         <w:t xml:space="preserve"> (Indonesian) is based on</w:t>
@@ -74,7 +83,7 @@
         <w:pStyle w:val="Heading1"/>
       </w:pPr>
       <w:r>
-        <w:t>Study Notes (Tyndale)</w:t>
+        <w:t>Catatan Studi (Tyndale)</w:t>
       </w:r>
     </w:p>
     <w:p>
@@ -83,6 +92,51 @@
           <w:headerReference w:type="even" r:id="rId8"/>
           <w:headerReference w:type="default" r:id="rId9"/>
           <w:footerReference w:type="default" r:id="rId10"/>
+          <w:footnotePr>
+            <w:numRestart w:val="eachSect"/>
+          </w:footnotePr>
+          <w:type w:val="continuous"/>
+          <w:pgSz w:w="12240" w:h="15840" w:code="1"/>
+          <w:pgMar w:top="1440" w:right="1440" w:bottom="1440" w:left="1440" w:header="504" w:footer="504" w:gutter="0"/>
+          <w:cols w:space="708"/>
+          <w:titlePg/>
+          <w:docGrid w:linePitch="360"/>
+        </w:sectPr>
+      </w:pPr>
+    </w:p>
+    <w:p>
+      <w:r/>
+    </w:p>
+    <w:p>
+      <w:pPr>
+        <w:pStyle w:val="Heading2"/>
+      </w:pPr>
+      <w:r>
+        <w:t>HEB</w:t>
+      </w:r>
+      <w:r/>
+    </w:p>
+    <w:p>
+      <w:r/>
+      <w:r>
+        <w:rPr>
+          <w:i/>
+        </w:rPr>
+        <w:t>Ibrani 1:1, Ibrani 1:1–2, Ibrani 1:1–4, Ibrani 1:2, Ibrani 1:3, Ibrani 1:4, Ibrani 1:5, Ibrani 1:5–14, Ibrani 1:6, Ibrani 1:7, Ibrani 1:8–9, Ibrani 1:10–12, Ibrani 1:13, Ibrani 1:14, Ibrani 2:1, Ibrani 2:1–4, Ibrani 2:2, Ibrani 2:3, Ibrani 2:4, Ibrani 2:5, Ibrani 2:5–9, Ibrani 2:6, Ibrani 2:6–8, Ibrani 2:7, Ibrani 2:8, Ibrani 2:9, Ibrani 2:10, Ibrani 2:10–18, Ibrani 2:11, Ibrani 2:12, Ibrani 2:13, Ibrani 2:14–15, Ibrani 2:16, Ibrani 2:17–18, Ibrani 3:1, Ibrani 3:1–6, Ibrani 3:2, Ibrani 3:3–6, Ibrani 3:6, Ibrani 3:7–19, Ibrani 3:8, Ibrani 3:9–10, Ibrani 3:11, Ibrani 3:12, Ibrani 3:12–19, Ibrani 3:13, Ibrani 3:14, Ibrani 3:15, Ibrani 3:16–19, Ibrani 3:19, Ibrani 4:1, Ibrani 4:1–2, Ibrani 4:2, Ibrani 4:3, Ibrani 4:4, Ibrani 4:5, Ibrani 4:6, Ibrani 4:7, Ibrani 4:8, Ibrani 4:9, Ibrani 4:10, Ibrani 4:11, Ibrani 4:12–13, Ibrani 4:13, Ibrani 4:14, Ibrani 4:14–16, Ibrani 4:15, Ibrani 4:16, Ibrani 5:1, Ibrani 5:1–10, Ibrani 5:2, Ibrani 5:3, Ibrani 5:4, Ibrani 5:5–6, Ibrani 5:7, Ibrani 5:7–10, Ibrani 5:8, Ibrani 5:9, Ibrani 5:10, Ibrani 5:11, Ibrani 5:11–6.3, Ibrani 5:11–6.20, Ibrani 5:12, Ibrani 5:14, Ibrani 6:1, Ibrani 6:1–3, Ibrani 6:2, Ibrani 6:3, Ibrani 6:4, Ibrani 6:4–8, Ibrani 6:5, Ibrani 6:6, Ibrani 6:7–8, Ibrani 6:9, Ibrani 6:9–12, Ibrani 6:10, Ibrani 6:11, Ibrani 6:12, Ibrani 6:13–14, Ibrani 6:13–20, Ibrani 6:15, Ibrani 6:16, Ibrani 6:17–18, Ibrani 6:19–20, Ibrani 7:1, Ibrani 7:1–10, Ibrani 7:1–28, Ibrani 7:2, Ibrani 7:3, Ibrani 7:4, Ibrani 7:5–6, Ibrani 7:6–7, Ibrani 7:8, Ibrani 7:9–10, Ibrani 7:11, Ibrani 7:11–28, Ibrani 7:12, Ibrani 7:13–14, Ibrani 7:15–17, Ibrani 7:18, Ibrani 7:19, Ibrani 7:19–28, Ibrani 7:20–21, Ibrani 7:22, Ibrani 7:23–24, Ibrani 7:25, Ibrani 7:26–27, Ibrani 7:28, Ibrani 8:1–2, Ibrani 8:1–10.18, Ibrani 8:3, Ibrani 8:4, Ibrani 8:5, Ibrani 8:6, Ibrani 8:7, Ibrani 8:7–13, Ibrani 8:8, Ibrani 8:9, Ibrani 8:10, Ibrani 8:11, Ibrani 8:12, Ibrani 8:13, Ibrani 9:1–5, Ibrani 9:1–10.18, Ibrani 9:2, Ibrani 9:3, Ibrani 9:4, Ibrani 9:5, Ibrani 9:6–8, Ibrani 9:7, Ibrani 9:8, Ibrani 9:9, Ibrani 9:10, Ibrani 9:11, Ibrani 9:11–10.18, Ibrani 9:12, Ibrani 9:13, Ibrani 9:14, Ibrani 9:15, Ibrani 9:16–22, Ibrani 9:18–19, Ibrani 9:20, Ibrani 9:21, Ibrani 9:22, Ibrani 9:23, Ibrani 9:24, Ibrani 9:25–26, Ibrani 9:26, Ibrani 9:27–28, Ibrani 10:1, Ibrani 10:2, Ibrani 10:3, Ibrani 10:4, Ibrani 10:5, Ibrani 10:5–7, Ibrani 10:8–10, Ibrani 10:11, Ibrani 10:11–14, Ibrani 10:12–13, Ibrani 10:14, Ibrani 10:15–17, Ibrani 10:18, Ibrani 10:19, Ibrani 10:19–25, Ibrani 10:20, Ibrani 10:21, Ibrani 10:22, Ibrani 10:23, Ibrani 10:24, Ibrani 10:25, Ibrani 10:26–27, Ibrani 10:26–31, Ibrani 10:28–29, Ibrani 10:30–31, Ibrani 10:32, Ibrani 10:32–39, Ibrani 10:33, Ibrani 10:34, Ibrani 10:35–36, Ibrani 10:37–38, Ibrani 10:39, Ibrani 11:1, Ibrani 11:1–40, Ibrani 11:2, Ibrani 11:3, Ibrani 11:4, Ibrani 11:5, Ibrani 11:6, Ibrani 11:7, Ibrani 11:8, Ibrani 11:9–10, Ibrani 11:12, Ibrani 11:13, Ibrani 11:13–16, Ibrani 11:14–16, Ibrani 11:17–19, Ibrani 11:17–31, Ibrani 11:19, Ibrani 11:20, Ibrani 11:21, Ibrani 11:22, Ibrani 11:23, Ibrani 11:24–25, Ibrani 11:26, Ibrani 11:27, Ibrani 11:28, Ibrani 11:29, Ibrani 11:30, Ibrani 11:31, Ibrani 11:32, Ibrani 11:32–40, Ibrani 11:33, Ibrani 11:34, Ibrani 11:35, Ibrani 11:37, Ibrani 11:38, Ibrani 11:39–40, Ibrani 12:1, Ibrani 12:1–17, Ibrani 12:2, Ibrani 12:3, Ibrani 12:4, Ibrani 12:5–6, Ibrani 12:7–8, Ibrani 12:9, Ibrani 12:10–11, Ibrani 12:12–13, Ibrani 12:14, Ibrani 12:15, Ibrani 12:16, Ibrani 12:17, Ibrani 12:18, Ibrani 12:18–24, Ibrani 12:19, Ibrani 12:22, Ibrani 12:23, Ibrani 12:24, Ibrani 12:25, Ibrani 12:25–29, Ibrani 12:26–27, Ibrani 12:28–29, Ibrani 13:1, Ibrani 13:1–6, Ibrani 13:2, Ibrani 13:3, Ibrani 13:4, Ibrani 13:5, Ibrani 13:6, Ibrani 13:7, Ibrani 13:7–19, Ibrani 13:8, Ibrani 13:9–10, Ibrani 13:11–12, Ibrani 13:13, Ibrani 13:14, Ibrani 13:15, Ibrani 13:15–16, Ibrani 13:16, Ibrani 13:17, Ibrani 13:18–19, Ibrani 13:20–21, Ibrani 13:22, Ibrani 13:23, Ibrani 13:24–25</w:t>
+      </w:r>
+      <w:r/>
+    </w:p>
+    <w:p>
+      <w:r/>
+      <w:r>
+        <w:t xml:space="preserve"> </w:t>
+      </w:r>
+      <w:r/>
+      <w:r/>
+    </w:p>
+    <w:p>
+      <w:pPr>
+        <w:sectPr>
           <w:footnotePr>
             <w:numRestart w:val="eachSect"/>
           </w:footnotePr>

--- a/ind/docx/58.content.docx
+++ b/ind/docx/58.content.docx
@@ -163,13 +163,6 @@
         <w:rPr>
           <w:lang w:val="id_ID" w:bidi="id_ID"/>
         </w:rPr>
-      </w:r>
-      <w:r>
-        <w:rPr>
-          <w:i/>
-          <w:lang w:val="id_ID" w:bidi="id_ID"/>
-        </w:rPr>
-        <w:t>Ibrani 1:1, Ibrani 1:1–2, Ibrani 1:1–4, Ibrani 1:2, Ibrani 1:3, Ibrani 1:4, Ibrani 1:5, Ibrani 1:5–14, Ibrani 1:6, Ibrani 1:7, Ibrani 1:8–9, Ibrani 1:10–12, Ibrani 1:13, Ibrani 1:14, Ibrani 2:1, Ibrani 2:1–4, Ibrani 2:2, Ibrani 2:3, Ibrani 2:4, Ibrani 2:5, Ibrani 2:5–9, Ibrani 2:6, Ibrani 2:6–8, Ibrani 2:7, Ibrani 2:8, Ibrani 2:9, Ibrani 2:10, Ibrani 2:10–18, Ibrani 2:11, Ibrani 2:12, Ibrani 2:13, Ibrani 2:14–15, Ibrani 2:16, Ibrani 2:17–18, Ibrani 3:1, Ibrani 3:1–6, Ibrani 3:2, Ibrani 3:3–6, Ibrani 3:6, Ibrani 3:7–19, Ibrani 3:8, Ibrani 3:9–10, Ibrani 3:11, Ibrani 3:12, Ibrani 3:12–19, Ibrani 3:13, Ibrani 3:14, Ibrani 3:15, Ibrani 3:16–19, Ibrani 3:19, Ibrani 4:1, Ibrani 4:1–2, Ibrani 4:2, Ibrani 4:3, Ibrani 4:4, Ibrani 4:5, Ibrani 4:6, Ibrani 4:7, Ibrani 4:8, Ibrani 4:9, Ibrani 4:10, Ibrani 4:11, Ibrani 4:12–13, Ibrani 4:13, Ibrani 4:14, Ibrani 4:14–16, Ibrani 4:15, Ibrani 4:16, Ibrani 5:1, Ibrani 5:1–10, Ibrani 5:2, Ibrani 5:3, Ibrani 5:4, Ibrani 5:5–6, Ibrani 5:7, Ibrani 5:7–10, Ibrani 5:8, Ibrani 5:9, Ibrani 5:10, Ibrani 5:11, Ibrani 5:11–6.3, Ibrani 5:11–6.20, Ibrani 5:12, Ibrani 5:14, Ibrani 6:1, Ibrani 6:1–3, Ibrani 6:2, Ibrani 6:3, Ibrani 6:4, Ibrani 6:4–8, Ibrani 6:5, Ibrani 6:6, Ibrani 6:7–8, Ibrani 6:9, Ibrani 6:9–12, Ibrani 6:10, Ibrani 6:11, Ibrani 6:12, Ibrani 6:13–14, Ibrani 6:13–20, Ibrani 6:15, Ibrani 6:16, Ibrani 6:17–18, Ibrani 6:19–20, Ibrani 7:1, Ibrani 7:1–10, Ibrani 7:1–28, Ibrani 7:2, Ibrani 7:3, Ibrani 7:4, Ibrani 7:5–6, Ibrani 7:6–7, Ibrani 7:8, Ibrani 7:9–10, Ibrani 7:11, Ibrani 7:11–28, Ibrani 7:12, Ibrani 7:13–14, Ibrani 7:15–17, Ibrani 7:18, Ibrani 7:19, Ibrani 7:19–28, Ibrani 7:20–21, Ibrani 7:22, Ibrani 7:23–24, Ibrani 7:25, Ibrani 7:26–27, Ibrani 7:28, Ibrani 8:1–2, Ibrani 8:1–10.18, Ibrani 8:3, Ibrani 8:4, Ibrani 8:5, Ibrani 8:6, Ibrani 8:7, Ibrani 8:7–13, Ibrani 8:8, Ibrani 8:9, Ibrani 8:10, Ibrani 8:11, Ibrani 8:12, Ibrani 8:13, Ibrani 9:1–5, Ibrani 9:1–10.18, Ibrani 9:2, Ibrani 9:3, Ibrani 9:4, Ibrani 9:5, Ibrani 9:6–8, Ibrani 9:7, Ibrani 9:8, Ibrani 9:9, Ibrani 9:10, Ibrani 9:11, Ibrani 9:11–10.18, Ibrani 9:12, Ibrani 9:13, Ibrani 9:14, Ibrani 9:15, Ibrani 9:16–22, Ibrani 9:18–19, Ibrani 9:20, Ibrani 9:21, Ibrani 9:22, Ibrani 9:23, Ibrani 9:24, Ibrani 9:25–26, Ibrani 9:26, Ibrani 9:27–28, Ibrani 10:1, Ibrani 10:2, Ibrani 10:3, Ibrani 10:4, Ibrani 10:5, Ibrani 10:5–7, Ibrani 10:8–10, Ibrani 10:11, Ibrani 10:11–14, Ibrani 10:12–13, Ibrani 10:14, Ibrani 10:15–17, Ibrani 10:18, Ibrani 10:19, Ibrani 10:19–25, Ibrani 10:20, Ibrani 10:21, Ibrani 10:22, Ibrani 10:23, Ibrani 10:24, Ibrani 10:25, Ibrani 10:26–27, Ibrani 10:26–31, Ibrani 10:28–29, Ibrani 10:30–31, Ibrani 10:32, Ibrani 10:32–39, Ibrani 10:33, Ibrani 10:34, Ibrani 10:35–36, Ibrani 10:37–38, Ibrani 10:39, Ibrani 11:1, Ibrani 11:1–40, Ibrani 11:2, Ibrani 11:3, Ibrani 11:4, Ibrani 11:5, Ibrani 11:6, Ibrani 11:7, Ibrani 11:8, Ibrani 11:9–10, Ibrani 11:12, Ibrani 11:13, Ibrani 11:13–16, Ibrani 11:14–16, Ibrani 11:17–19, Ibrani 11:17–31, Ibrani 11:19, Ibrani 11:20, Ibrani 11:21, Ibrani 11:22, Ibrani 11:23, Ibrani 11:24–25, Ibrani 11:26, Ibrani 11:27, Ibrani 11:28, Ibrani 11:29, Ibrani 11:30, Ibrani 11:31, Ibrani 11:32, Ibrani 11:32–40, Ibrani 11:33, Ibrani 11:34, Ibrani 11:35, Ibrani 11:37, Ibrani 11:38, Ibrani 11:39–40, Ibrani 12:1, Ibrani 12:1–17, Ibrani 12:2, Ibrani 12:3, Ibrani 12:4, Ibrani 12:5–6, Ibrani 12:7–8, Ibrani 12:9, Ibrani 12:10–11, Ibrani 12:12–13, Ibrani 12:14, Ibrani 12:15, Ibrani 12:16, Ibrani 12:17, Ibrani 12:18, Ibrani 12:18–24, Ibrani 12:19, Ibrani 12:22, Ibrani 12:23, Ibrani 12:24, Ibrani 12:25, Ibrani 12:25–29, Ibrani 12:26–27, Ibrani 12:28–29, Ibrani 13:1, Ibrani 13:1–6, Ibrani 13:2, Ibrani 13:3, Ibrani 13:4, Ibrani 13:5, Ibrani 13:6, Ibrani 13:7, Ibrani 13:7–19, Ibrani 13:8, Ibrani 13:9–10, Ibrani 13:11–12, Ibrani 13:13, Ibrani 13:14, Ibrani 13:15, Ibrani 13:15–16, Ibrani 13:16, Ibrani 13:17, Ibrani 13:18–19, Ibrani 13:20–21, Ibrani 13:22, Ibrani 13:23, Ibrani 13:24–25</w:t>
       </w:r>
       <w:r>
         <w:rPr>

--- a/ind/docx/58.content.docx
+++ b/ind/docx/58.content.docx
@@ -150,19 +150,6 @@
           <w:lang w:val="id_ID" w:bidi="id_ID"/>
         </w:rPr>
         <w:t>HEB</w:t>
-      </w:r>
-      <w:r>
-        <w:rPr>
-          <w:lang w:val="id_ID" w:bidi="id_ID"/>
-        </w:rPr>
-      </w:r>
-    </w:p>
-    <w:p>
-      <w:pPr/>
-      <w:r>
-        <w:rPr>
-          <w:lang w:val="id_ID" w:bidi="id_ID"/>
-        </w:rPr>
       </w:r>
       <w:r>
         <w:rPr>

--- a/ind/docx/58.content.docx
+++ b/ind/docx/58.content.docx
@@ -19,7 +19,7 @@
         <w:rPr>
           <w:lang w:val="id_ID" w:bidi="id_ID"/>
         </w:rPr>
-        <w:t>Resource: Catatan Studi (Tyndale)</w:t>
+        <w:t>Resource: Tyndale Open Study Notes</w:t>
       </w:r>
       <w:r>
         <w:rPr>
@@ -112,7 +112,7 @@
         <w:rPr>
           <w:lang w:val="id_ID" w:bidi="id_ID"/>
         </w:rPr>
-        <w:t>Catatan Studi (Tyndale)</w:t>
+        <w:t>Tyndale Open Study Notes</w:t>
       </w:r>
     </w:p>
     <w:p>

--- a/ind/docx/58.content.docx
+++ b/ind/docx/58.content.docx
@@ -19,7 +19,7 @@
         <w:rPr>
           <w:lang w:val="id_ID" w:bidi="id_ID"/>
         </w:rPr>
-        <w:t>Resource: Tyndale Open Study Notes</w:t>
+        <w:t>Resource: Aquifer Open Study Notes</w:t>
       </w:r>
       <w:r>
         <w:rPr>
@@ -112,7 +112,7 @@
         <w:rPr>
           <w:lang w:val="id_ID" w:bidi="id_ID"/>
         </w:rPr>
-        <w:t>Tyndale Open Study Notes</w:t>
+        <w:t>Aquifer Open Study Notes</w:t>
       </w:r>
     </w:p>
     <w:p>
